--- a/Tailored_CVs/Shinoy_Exact_Mobile_Team_Lead.docx
+++ b/Tailored_CVs/Shinoy_Exact_Mobile_Team_Lead.docx
@@ -70,7 +70,7 @@
           <w:b w:val="0"/>
           <w:sz w:val="19"/>
         </w:rPr>
-        <w:t>As a QA Automation Engineer with over 8 years of experience, I bring a strong background in Agile teamwork, continuous integration pipelines, and hands-on tooling. I have guided cross-functional teams through complex releases and built scalable automation frameworks using Java Selenium and TypeScript Playwright. Recently, I have also streamlined test generation scripts with AI tools like Gemini Code Assist. I value ownership and quality, and I am eager to help your mobile team deliver reliable software.</w:t>
+        <w:t>I am a QA Automation Engineer with over 8 years of experience building scalable test frameworks and leading Agile teams in financial services. My background includes working closely with product owners, managing test strategies, and using tools like Gemini Code Assist to streamline development workflows. I bring strong stakeholder management skills and practical experience supporting cross-functional engineering teams.</w:t>
       </w:r>
     </w:p>
     <w:p>
@@ -288,7 +288,7 @@
           <w:b w:val="0"/>
           <w:sz w:val="18"/>
         </w:rPr>
-        <w:t>▸ Guided crossfunctional Scrum teams and worked closely with Product Owners to translate business requirements into structured testing and delivery strategies.</w:t>
+        <w:t>▸ Guided crossfunctional Agile teams and partnered with Product Owners to translate business requirements into technical testing strategies.</w:t>
       </w:r>
     </w:p>
     <w:p>
@@ -301,7 +301,7 @@
           <w:b w:val="0"/>
           <w:sz w:val="18"/>
         </w:rPr>
-        <w:t>▸ Built and maintained scalable test automation frameworks using Java Selenium and TypeScript Playwright, improving execution efficiency across distributed workflows.</w:t>
+        <w:t>▸ Streamlined test generation and deployment scripts utilizing AI tools like Gemini Code Assist to improve team efficiency.</w:t>
       </w:r>
     </w:p>
     <w:p>
@@ -314,7 +314,7 @@
           <w:b w:val="0"/>
           <w:sz w:val="18"/>
         </w:rPr>
-        <w:t>▸ Orchestrated automated CI/CD pipelines using Jenkins, AWS, and Terraform to ensure smooth deployments and reliable build environments.</w:t>
+        <w:t>▸ Collaborated with developers and SRE teams to identify release bottlenecks and ensure high software quality across deployments.</w:t>
       </w:r>
     </w:p>
     <w:p>
@@ -327,7 +327,7 @@
           <w:b w:val="0"/>
           <w:sz w:val="18"/>
         </w:rPr>
-        <w:t>▸ Utilized AI tools like Gemini Code Assist to streamline test generation and deployment scripts within the software development lifecycle.</w:t>
+        <w:t>▸ Managed sprint planning, defect tracking, and release management processes to deliver stable software solutions.</w:t>
       </w:r>
     </w:p>
     <w:p>
